--- a/גיבוי וורד - MechLex_Visual_Admin_Fork/index.html.docx
+++ b/גיבוי וורד - MechLex_Visual_Admin_Fork/index.html.docx
@@ -24,8 +24,8 @@
       if (!supportsColorMix) document.documentElement.className += " legacy-edge95";
     }());
   &lt;/script&gt;
-  &lt;link rel="stylesheet" href="style.css?v=10.1.0-visual-admin"&gt;
-  &lt;script src="data/mechlex-data.js?v=10.1.0-visual-admin"&gt;&lt;/script&gt;
+  &lt;link rel="stylesheet" href="style.css?v=10.1.1-visual-admin"&gt;
+  &lt;script src="data/mechlex-data.js?v=10.1.1-visual-admin"&gt;&lt;/script&gt;
 &lt;/head&gt;
 &lt;body&gt;
   &lt;button id="skipToContentBtn" class="skip-link" type="button"&gt;דלג לתוכן&lt;/button&gt;
@@ -641,12 +641,12 @@
     &lt;/form&gt;
   &lt;/div&gt;
   &lt;div id="toastRegion" class="toast-region" aria-live="polite" aria-atomic="true"&gt;&lt;/div&gt;
-  &lt;script src="app.js?v=10.1.0-visual-admin"&gt;&lt;/script&gt;
-  &lt;script src="core/integrity.js?v=10.1.0-visual-admin"&gt;&lt;/script&gt;
-  &lt;script src="core/persistence.js?v=10.1.0-visual-admin"&gt;&lt;/script&gt;
-  &lt;script src="core/shared-sync.js?v=10.1.0-visual-admin"&gt;&lt;/script&gt;
-  &lt;script src="core/inline-editor.js?v=10.1.0-visual-admin"&gt;&lt;/script&gt;
-  &lt;script src="core/boot.js?v=10.1.0-visual-admin"&gt;&lt;/script&gt;
+  &lt;script src="app.js?v=10.1.1-visual-admin"&gt;&lt;/script&gt;
+  &lt;script src="core/integrity.js?v=10.1.1-visual-admin"&gt;&lt;/script&gt;
+  &lt;script src="core/persistence.js?v=10.1.1-visual-admin"&gt;&lt;/script&gt;
+  &lt;script src="core/shared-sync.js?v=10.1.1-visual-admin"&gt;&lt;/script&gt;
+  &lt;script src="core/inline-editor.js?v=10.1.1-visual-admin"&gt;&lt;/script&gt;
+  &lt;script src="core/boot.js?v=10.1.1-visual-admin"&gt;&lt;/script&gt;
 &lt;/body&gt;
 &lt;/html&gt;
 </w:t>

--- a/גיבוי וורד - MechLex_Visual_Admin_Fork/index.html.docx
+++ b/גיבוי וורד - MechLex_Visual_Admin_Fork/index.html.docx
@@ -76,7 +76,7 @@
           &lt;div id="domainNav" class="domain-nav"&gt;&lt;/div&gt;
         &lt;/div&gt;
         &lt;div class="sidebar-foot"&gt;
-          &lt;button id="adminBtn" class="btn ghost full-width"&gt;מרכז ניהול&lt;/button&gt;
+          &lt;button id="adminBtn" class="btn primary full-width" style="margin-top:0.5rem"&gt;מעבר למצב עריכה&lt;/button&gt;
           &lt;span id="saveState" class="save-state" role="status"&gt;הנתונים נשמרים אוטומטית במחשב זה&lt;/span&gt;
           &lt;span class="app-version"&gt;MechLex 10.1.0 · Visual Admin Offline&lt;/span&gt;
         &lt;/div&gt;
@@ -99,23 +99,19 @@
         &lt;/div&gt;
       &lt;/header&gt;
       &lt;main id="mainContent" class="main-content" tabindex="-1"&gt;
-        &lt;section class="hero" aria-labelledby="pageTitle"&gt;
-          &lt;div&gt;
-            &lt;p id="heroEyebrow" class="eyebrow"&gt;ENGINEERING REFERENCE · LEARNING · PRACTICE&lt;/p&gt;
-            &lt;h1 id="pageTitle"&gt;מילון הנדסי מקצועי&lt;/h1&gt;
-            &lt;p id="heroDescription"&gt;גישה מהירה להגדרות, סימונים, נוסחאות, תקנים, דוגמאות יישומיות ושיקולי ייצור ובחינה.&lt;/p&gt;
-          &lt;/div&gt;
-          &lt;div class="hero-progress" aria-label="התקדמות למידה"&gt;
-            &lt;div class="progress-ring" id="progressRing"&gt;&lt;span id="progressPercent"&gt;0%&lt;/span&gt;&lt;/div&gt;
-            &lt;div&gt;&lt;strong&gt;התקדמות אישית&lt;/strong&gt;&lt;span id="progressText"&gt;טרם סומנו מושגים כנלמדו&lt;/span&gt;&lt;/div&gt;
-          &lt;/div&gt;
-        &lt;/section&gt;
-        &lt;section class="metrics" aria-label="נתוני המילון"&gt;
-          &lt;article&gt;&lt;span id="metricTermsLabel"&gt;מושגים זמינים&lt;/span&gt;&lt;strong id="termCount"&gt;0&lt;/strong&gt;&lt;small id="metricTermsNote"&gt;במאגר הפעיל&lt;/small&gt;&lt;/article&gt;
-          &lt;article&gt;&lt;span id="metricDomainsLabel"&gt;תחומי ידע&lt;/span&gt;&lt;strong id="domainCount"&gt;0&lt;/strong&gt;&lt;small id="metricDomainsNote"&gt;מסודרים לפי דיסציפלינה&lt;/small&gt;&lt;/article&gt;
-          &lt;article&gt;&lt;span id="metricFavoritesLabel"&gt;מועדפים&lt;/span&gt;&lt;strong id="favCount"&gt;0&lt;/strong&gt;&lt;small id="metricFavoritesNote"&gt;לגישה מהירה&lt;/small&gt;&lt;/article&gt;
-          &lt;article&gt;&lt;span id="metricMasteredLabel"&gt;נלמדו&lt;/span&gt;&lt;strong id="masteredCount"&gt;0&lt;/strong&gt;&lt;small id="metricMasteredNote"&gt;בהתקדמות האישית&lt;/small&gt;&lt;/article&gt;
-        &lt;/section&gt;
+        &lt;div class="top-dashboard-row" style="display: flex; gap: 24px; align-items: stretch; margin-bottom: 24px; flex-wrap: wrap;"&gt;
+          &lt;section class="hero" aria-labelledby="pageTitle" style="flex: 1; min-width: 300px; margin-bottom: 0;"&gt;
+            &lt;div&gt;
+              &lt;p id="heroEyebrow" class="eyebrow"&gt;ENGINEERING REFERENCE · LEARNING · PRACTICE&lt;/p&gt;
+              &lt;h1 id="pageTitle"&gt;מילון הנדסי מקצועי&lt;/h1&gt;
+              &lt;p id="heroDescription"&gt;גישה מהירה להגדרות, סימונים, נוסחאות, תקנים, דוגמאות יישומיות ושיקולי ייצור ובחינה.&lt;/p&gt;
+            &lt;/div&gt;
+          &lt;/section&gt;
+          &lt;section class="metrics" aria-label="נתוני המילון" style="flex: 1; min-width: 300px; margin: 0; align-self: center;"&gt;
+            &lt;article&gt;&lt;span id="metricTermsLabel"&gt;מושגים זמינים&lt;/span&gt;&lt;strong id="termCount"&gt;0&lt;/strong&gt;&lt;small id="metricTermsNote"&gt;במאגר הפעיל&lt;/small&gt;&lt;/article&gt;
+            &lt;article&gt;&lt;span id="metricDomainsLabel"&gt;תחומי ידע&lt;/span&gt;&lt;strong id="domainCount"&gt;0&lt;/strong&gt;&lt;small id="metricDomainsNote"&gt;מסודרים לפי דיסציפלינה&lt;/small&gt;&lt;/article&gt;
+          &lt;/section&gt;
+        &lt;/div&gt;
         &lt;section id="taxonomyExplorer" class="taxonomy-explorer" aria-label="ניווט לפי תחום, תת־תחום ותת־תת־תחום"&gt;
           &lt;div class="taxonomy-header-bar"&gt;
             &lt;button id="toggleTaxonomyBtn" type="button" class="taxonomy-summary" title="כווץ/הרחב מפת תחומים"&gt;
